--- a/Material_5_LNO_La2NiO4/ERC_StG_COVMAP_LNO_EN.docx
+++ b/Material_5_LNO_La2NiO4/ERC_StG_COVMAP_LNO_EN.docx
@@ -763,13 +763,7 @@
         <w:rPr>
           <w:rFonts w:ascii="Arial" w:eastAsia="Times New Roman" w:hAnsi="Arial" w:cs="Arial"/>
         </w:rPr>
-        <w:t>1  </w:t>
-      </w:r>
-      <w:r>
-        <w:rPr>
-          <w:rFonts w:ascii="Arial" w:eastAsia="Times New Roman" w:hAnsi="Arial" w:cs="Arial"/>
-        </w:rPr>
-        <w:t>The vision: from trial-and-error to treasure maps for memristive materials</w:t>
+        <w:t>1  The vision: from trial-and-error to treasure maps for memristive materials</w:t>
       </w:r>
     </w:p>
     <w:p>
@@ -888,15 +882,7 @@
           <w:sz w:val="21"/>
           <w:szCs w:val="21"/>
         </w:rPr>
-        <w:t>, quantified by the charge-transfer energy and the O-2p band centre, and that this descriptor predicts catalytic activity across whole material families with R² &gt; 0.8 [7, </w:t>
-      </w:r>
-      <w:r>
-        <w:rPr>
-          <w:rFonts w:ascii="Arial" w:hAnsi="Arial" w:cs="Arial"/>
-          <w:sz w:val="21"/>
-          <w:szCs w:val="21"/>
-        </w:rPr>
-        <w:t xml:space="preserve">8]. Materials there are no longer found; they are </w:t>
+        <w:t xml:space="preserve">, quantified by the charge-transfer energy and the O-2p band centre, and that this descriptor predicts catalytic activity across whole material families with R² &gt; 0.8 [7, 8]. Materials there are no longer found; they are </w:t>
       </w:r>
       <w:r>
         <w:rPr>
@@ -942,15 +928,7 @@
           <w:sz w:val="21"/>
           <w:szCs w:val="21"/>
         </w:rPr>
-        <w:t xml:space="preserve"> My central hypothesis is that the same descriptor pair – covalency and oxygen-vacancy formation energy – </w:t>
-      </w:r>
-      <w:r>
-        <w:rPr>
-          <w:rFonts w:ascii="Arial" w:hAnsi="Arial" w:cs="Arial"/>
-          <w:sz w:val="21"/>
-          <w:szCs w:val="21"/>
-        </w:rPr>
-        <w:t xml:space="preserve">that organises oxide catalysis also organises memristive switching, because both phenomena are governed by the same elementary event: the creation and annihilation of oxygen vacancies. If this is true, the ON/OFF ratio, forming voltage and retention of a memristive device become </w:t>
+        <w:t xml:space="preserve"> My central hypothesis is that the same descriptor pair – covalency and oxygen-vacancy formation energy – that organises oxide catalysis also organises memristive switching, because both phenomena are governed by the same elementary event: the creation and annihilation of oxygen vacancies. If this is true, the ON/OFF ratio, forming voltage and retention of a memristive device become </w:t>
       </w:r>
       <w:r>
         <w:rPr>
@@ -1035,15 +1013,7 @@
           <w:sz w:val="21"/>
           <w:szCs w:val="21"/>
         </w:rPr>
-        <w:t xml:space="preserve"> values [11, 12] and validated covalency scales [14–</w:t>
-      </w:r>
-      <w:r>
-        <w:rPr>
-          <w:rFonts w:ascii="Arial" w:hAnsi="Arial" w:cs="Arial"/>
-          <w:sz w:val="21"/>
-          <w:szCs w:val="21"/>
-        </w:rPr>
-        <w:t xml:space="preserve">16] exist. Yet a systematic experiment that varies covalency </w:t>
+        <w:t xml:space="preserve"> values [11, 12] and validated covalency scales [14–16] exist. Yet a systematic experiment that varies covalency </w:t>
       </w:r>
       <w:r>
         <w:rPr>
@@ -1061,15 +1031,7 @@
           <w:sz w:val="21"/>
           <w:szCs w:val="21"/>
         </w:rPr>
-        <w:t xml:space="preserve"> in one structural family and measures switching under constant device architecture has never been performed; the closest approaches are vacancy-configuration design in a single solid solution [18] and dopant-tuning DFT studies on binary oxides without experimental series verification [19]. My literature analysis identifies only a handful of composition series in the entire perovskite ReRAM literature [20–22, 30] – </w:t>
-      </w:r>
-      <w:r>
-        <w:rPr>
-          <w:rFonts w:ascii="Arial" w:hAnsi="Arial" w:cs="Arial"/>
-          <w:sz w:val="21"/>
-          <w:szCs w:val="21"/>
-        </w:rPr>
-        <w:t>none linked to vacancy energetics, none with spectroscopic descriptor quantification, and for the ferrite series La</w:t>
+        <w:t xml:space="preserve"> in one structural family and measures switching under constant device architecture has never been performed; the closest approaches are vacancy-configuration design in a single solid solution [18] and dopant-tuning DFT studies on binary oxides without experimental series verification [19]. My literature analysis identifies only a handful of composition series in the entire perovskite ReRAM literature [20–22, 30] – none linked to vacancy energetics, none with spectroscopic descriptor quantification, and for the ferrite series La</w:t>
       </w:r>
       <w:r>
         <w:rPr>
@@ -1120,15 +1082,7 @@
           <w:sz w:val="21"/>
           <w:szCs w:val="21"/>
         </w:rPr>
-        <w:t xml:space="preserve"> not a single intermediate-composition memristor study exists (the closest neighbour is a three-terminal electrochemical study [26]). The reason is structural: the experiment requires epitaxial synthesis of full composition series, device integration, statistically robust switching metrology, and synchrotron spectroscopy – </w:t>
-      </w:r>
-      <w:r>
-        <w:rPr>
-          <w:rFonts w:ascii="Arial" w:hAnsi="Arial" w:cs="Arial"/>
-          <w:sz w:val="21"/>
-          <w:szCs w:val="21"/>
-        </w:rPr>
-        <w:t>a combination that established groups assemble only piecewise. As an early-career PI trained in exactly this combination, I can build the missing bridge in one coherent programme.</w:t>
+        <w:t xml:space="preserve"> not a single intermediate-composition memristor study exists (the closest neighbour is a three-terminal electrochemical study [26]). The reason is structural: the experiment requires epitaxial synthesis of full composition series, device integration, statistically robust switching metrology, and synchrotron spectroscopy – a combination that established groups assemble only piecewise. As an early-career PI trained in exactly this combination, I can build the missing bridge in one coherent programme.</w:t>
       </w:r>
     </w:p>
     <w:p>
@@ -1164,15 +1118,7 @@
           <w:sz w:val="21"/>
           <w:szCs w:val="21"/>
         </w:rPr>
-        <w:t xml:space="preserve"> </w:t>
-      </w:r>
-      <w:r>
-        <w:rPr>
-          <w:rFonts w:ascii="Arial" w:hAnsi="Arial" w:cs="Arial"/>
-          <w:sz w:val="21"/>
-          <w:szCs w:val="21"/>
-        </w:rPr>
-        <w:t xml:space="preserve">correlation would replace anecdotal material choice by rational pre-selection; a validated map would redefine how the field chooses materials. Preliminary evidence makes the gain plausible: the few existing composition series consistently show a </w:t>
+        <w:t xml:space="preserve"> correlation would replace anecdotal material choice by rational pre-selection; a validated map would redefine how the field chooses materials. Preliminary evidence makes the gain plausible: the few existing composition series consistently show a </w:t>
       </w:r>
       <w:r>
         <w:rPr>
@@ -1241,23 +1187,7 @@
           <w:sz w:val="21"/>
           <w:szCs w:val="21"/>
         </w:rPr>
-        <w:t xml:space="preserve">) show the largest topotactic switching contrast (ON/OFF </w:t>
-      </w:r>
-      <w:r>
-        <w:rPr>
-          <w:rFonts w:ascii="Arial" w:hAnsi="Arial" w:cs="Arial"/>
-          <w:sz w:val="21"/>
-          <w:szCs w:val="21"/>
-        </w:rPr>
-        <w:t>≈</w:t>
-      </w:r>
-      <w:r>
-        <w:rPr>
-          <w:rFonts w:ascii="Arial" w:hAnsi="Arial" w:cs="Arial"/>
-          <w:sz w:val="21"/>
-          <w:szCs w:val="21"/>
-        </w:rPr>
-        <w:t xml:space="preserve"> 10</w:t>
+        <w:t xml:space="preserve">) show the largest topotactic switching contrast (ON/OFF ≈ 10</w:t>
       </w:r>
       <w:r>
         <w:rPr>
@@ -1394,15 +1324,7 @@
           <w:sz w:val="21"/>
           <w:szCs w:val="21"/>
         </w:rPr>
-        <w:t xml:space="preserve"> the material by construction – </w:t>
-      </w:r>
-      <w:r>
-        <w:rPr>
-          <w:rFonts w:ascii="Arial" w:hAnsi="Arial" w:cs="Arial"/>
-          <w:sz w:val="21"/>
-          <w:szCs w:val="21"/>
-        </w:rPr>
-        <w:t>with an experimentally measured XAS descriptor set (covalency and interstitial content) correlated against switching [insert one-sentence headline result once available; manuscript in preparation, P1]. This is the proof of concept that the descriptor axes of the map can be measured, not merely computed – and it adds the interstitial mechanism class to the map from the outset.</w:t>
+        <w:t xml:space="preserve"> the material by construction – with an experimentally measured XAS descriptor set (covalency and interstitial content) correlated against switching [insert one-sentence headline result once available; manuscript in preparation, P1]. This is the proof of concept that the descriptor axes of the map can be measured, not merely computed – and it adds the interstitial mechanism class to the map from the outset.</w:t>
       </w:r>
     </w:p>
     <w:p>
@@ -1514,39 +1436,7 @@
           <w:sz w:val="21"/>
           <w:szCs w:val="21"/>
         </w:rPr>
-        <w:t xml:space="preserve"> span: </w:t>
-      </w:r>
-      <w:r>
-        <w:rPr>
-          <w:rFonts w:ascii="Arial" w:hAnsi="Arial" w:cs="Arial"/>
-          <w:sz w:val="21"/>
-          <w:szCs w:val="21"/>
-        </w:rPr>
-        <w:t>≈</w:t>
-      </w:r>
-      <w:r>
-        <w:rPr>
-          <w:rFonts w:ascii="Arial" w:hAnsi="Arial" w:cs="Arial"/>
-          <w:sz w:val="21"/>
-          <w:szCs w:val="21"/>
-        </w:rPr>
-        <w:t xml:space="preserve">4 eV </w:t>
-      </w:r>
-      <w:r>
-        <w:rPr>
-          <w:rFonts w:ascii="Arial" w:hAnsi="Arial" w:cs="Arial"/>
-          <w:sz w:val="21"/>
-          <w:szCs w:val="21"/>
-        </w:rPr>
-        <w:t>→</w:t>
-      </w:r>
-      <w:r>
-        <w:rPr>
-          <w:rFonts w:ascii="Arial" w:hAnsi="Arial" w:cs="Arial"/>
-          <w:sz w:val="21"/>
-          <w:szCs w:val="21"/>
-        </w:rPr>
-        <w:t xml:space="preserve"> &lt;1 eV [13]), La</w:t>
+        <w:t xml:space="preserve"> span: ≈4 eV → &lt;1 eV across x = 0–0.5 [13]), La</w:t>
       </w:r>
       <w:r>
         <w:rPr>
@@ -1682,15 +1572,7 @@
           <w:sz w:val="21"/>
           <w:szCs w:val="21"/>
         </w:rPr>
-        <w:t xml:space="preserve"> from my Feodor Lynen fellowship, which anchors the second mechanism class of the map – </w:t>
-      </w:r>
-      <w:r>
-        <w:rPr>
-          <w:rFonts w:ascii="Arial" w:hAnsi="Arial" w:cs="Arial"/>
-          <w:sz w:val="21"/>
-          <w:szCs w:val="21"/>
-        </w:rPr>
-        <w:t>and integrate them into one frozen device platform, so that A-site stoichiometry tunes covalency continuously while structure, electrodes and geometry stay constant. Epitaxial strain (substrate choice) provides a second, chemistry-free handle on E</w:t>
+        <w:t xml:space="preserve"> from my Feodor Lynen fellowship, which anchors the second mechanism class of the map – and integrate them into one frozen device platform, so that A-site stoichiometry tunes covalency continuously while structure, electrodes and geometry stay constant. Epitaxial strain (substrate choice) provides a second, chemistry-free handle on E</w:t>
       </w:r>
       <w:r>
         <w:rPr>
@@ -1737,15 +1619,7 @@
           <w:sz w:val="21"/>
           <w:szCs w:val="21"/>
         </w:rPr>
-        <w:t xml:space="preserve"> Establish an experimental covalency scale from the O-K pre-edge intensity and transition-metal L-edge X-ray absorption spectroscopy [14–</w:t>
-      </w:r>
-      <w:r>
-        <w:rPr>
-          <w:rFonts w:ascii="Arial" w:hAnsi="Arial" w:cs="Arial"/>
-          <w:sz w:val="21"/>
-          <w:szCs w:val="21"/>
-        </w:rPr>
-        <w:t>16] for every composition, calibrated against literature DFT [11–13] and charge-transfer analysis – making the map independent of material-specific theory.</w:t>
+        <w:t xml:space="preserve"> Establish an experimental covalency scale from the O-K pre-edge intensity and transition-metal L-edge X-ray absorption spectroscopy [14–16] for every composition, calibrated against literature DFT [11–13] and charge-transfer analysis – making the map independent of material-specific theory.</w:t>
       </w:r>
     </w:p>
     <w:p>
@@ -1775,31 +1649,7 @@
           <w:sz w:val="21"/>
           <w:szCs w:val="21"/>
         </w:rPr>
-        <w:t xml:space="preserve"> Measure ON/OFF ratio, forming/switching voltages, kinetics (10 ns–1 s), retention and endurance under one protocol with </w:t>
-      </w:r>
-      <w:r>
-        <w:rPr>
-          <w:rFonts w:ascii="Arial" w:hAnsi="Arial" w:cs="Arial"/>
-          <w:sz w:val="21"/>
-          <w:szCs w:val="21"/>
-        </w:rPr>
-        <w:t>≥</w:t>
-      </w:r>
-      <w:r>
-        <w:rPr>
-          <w:rFonts w:ascii="Arial" w:hAnsi="Arial" w:cs="Arial"/>
-          <w:sz w:val="21"/>
-          <w:szCs w:val="21"/>
-        </w:rPr>
-        <w:t xml:space="preserve">30 devices per composition, and test the two central hypotheses: (H1) switching metrics scale with the covalency descriptor; (H2) a “Goldilocks” </w:t>
-      </w:r>
-      <w:r>
-        <w:rPr>
-          <w:rFonts w:ascii="Arial" w:hAnsi="Arial" w:cs="Arial"/>
-          <w:sz w:val="21"/>
-          <w:szCs w:val="21"/>
-        </w:rPr>
-        <w:t>optimum exists where the usable window is maximal between the hard-to-form and the unstable-state regimes.</w:t>
+        <w:t xml:space="preserve"> Measure ON/OFF ratio, forming/switching voltages, kinetics (10 ns–1 s), retention and endurance under one protocol with ≥30 devices per composition, and test the two central hypotheses: (H1) switching metrics scale with the covalency descriptor; (H2) a “Goldilocks” optimum exists where the usable window is maximal between the hard-to-form and the unstable-state regimes.</w:t>
       </w:r>
     </w:p>
     <w:p>
@@ -1864,15 +1714,7 @@
           <w:sz w:val="21"/>
           <w:szCs w:val="21"/>
         </w:rPr>
-        <w:t xml:space="preserve"> the training set, predict its switching quantitatively, and test the prediction – </w:t>
-      </w:r>
-      <w:r>
-        <w:rPr>
-          <w:rFonts w:ascii="Arial" w:hAnsi="Arial" w:cs="Arial"/>
-          <w:sz w:val="21"/>
-          <w:szCs w:val="21"/>
-        </w:rPr>
-        <w:t>the decisive falsifiable step from correlation to design tool.</w:t>
+        <w:t xml:space="preserve"> the training set, predict its switching quantitatively, and test the prediction – the decisive falsifiable step from correlation to design tool.</w:t>
       </w:r>
     </w:p>
     <w:p>
@@ -1991,15 +1833,7 @@
           <w:sz w:val="21"/>
           <w:szCs w:val="21"/>
         </w:rPr>
-        <w:t xml:space="preserve"> </w:t>
-      </w:r>
-      <w:r>
-        <w:rPr>
-          <w:rFonts w:ascii="Arial" w:hAnsi="Arial" w:cs="Arial"/>
-          <w:sz w:val="21"/>
-          <w:szCs w:val="21"/>
-        </w:rPr>
-        <w:t xml:space="preserve">bottom electrodes, lithographically defined cells, graphene top electrodes for operando access [6]), with the variability-aware measurement methodology (device-to-device and cycle-to-cycle statistics, kinetics, retention Arrhenius analysis) that I developed for area-dependent PCMO devices. </w:t>
+        <w:t xml:space="preserve"> bottom electrodes, lithographically defined cells, graphene top electrodes for operando access [6]), with the variability-aware measurement methodology (device-to-device and cycle-to-cycle statistics, kinetics, retention Arrhenius analysis) that I developed for area-dependent PCMO devices. </w:t>
       </w:r>
       <w:r>
         <w:rPr>
@@ -2017,15 +1851,7 @@
           <w:sz w:val="21"/>
           <w:szCs w:val="21"/>
         </w:rPr>
-        <w:t xml:space="preserve"> soft-X-ray absorption at European synchrotrons (BESSY II, PETRA III, ESRF), transferring the established O-K pre-edge hybridisation analysis [14–</w:t>
-      </w:r>
-      <w:r>
-        <w:rPr>
-          <w:rFonts w:ascii="Arial" w:hAnsi="Arial" w:cs="Arial"/>
-          <w:sz w:val="21"/>
-          <w:szCs w:val="21"/>
-        </w:rPr>
-        <w:t>16] to full memristive material series for the first time, and in the second phase operando spectromicroscopy of switched cells [5, 6].</w:t>
+        <w:t xml:space="preserve"> soft-X-ray absorption at European synchrotrons (BESSY II, PETRA III, ESRF), transferring the established O-K pre-edge hybridisation analysis [14–16] to full memristive material series for the first time, and in the second phase operando spectromicroscopy of switched cells [5, 6].</w:t>
       </w:r>
     </w:p>
     <w:p>
@@ -2094,15 +1920,7 @@
           <w:sz w:val="21"/>
           <w:szCs w:val="21"/>
         </w:rPr>
-        <w:t xml:space="preserve">) – </w:t>
-      </w:r>
-      <w:r>
-        <w:rPr>
-          <w:rFonts w:ascii="Arial" w:hAnsi="Arial" w:cs="Arial"/>
-          <w:sz w:val="21"/>
-          <w:szCs w:val="21"/>
-        </w:rPr>
-        <w:t>the very material class and doping principle COVMAP generalises. My first-author review on PCMO-based memristive heterostructures (Chemical Reviews 2025) maps the mechanistic state of the art; my device papers (Advanced Electronic Materials 2026; Thin Solid Films 2024) demonstrate the fabrication and metrology base. The synchrotron dimension I have since added during my current Feodor Lynen fellowship in the Chueh group at Stanford: within the fellowship project I have grown La</w:t>
+        <w:t xml:space="preserve">) – the very material class and doping principle COVMAP generalises. My first-author review on PCMO-based memristive heterostructures (Chemical Reviews 2025) maps the mechanistic state of the art; my device papers (Advanced Electronic Materials 2026; Thin Solid Films 2024) demonstrate the fabrication and metrology base. The synchrotron dimension I have since added during my current Feodor Lynen fellowship in the Chueh group at Stanford: within the fellowship project I have grown La</w:t>
       </w:r>
       <w:r>
         <w:rPr>
@@ -2136,15 +1954,7 @@
           <w:sz w:val="21"/>
           <w:szCs w:val="21"/>
         </w:rPr>
-        <w:t xml:space="preserve"> </w:t>
-      </w:r>
-      <w:r>
-        <w:rPr>
-          <w:rFonts w:ascii="Arial" w:hAnsi="Arial" w:cs="Arial"/>
-          <w:sz w:val="21"/>
-          <w:szCs w:val="21"/>
-        </w:rPr>
-        <w:t>films with spectroscopically controlled interstitial content plus a La</w:t>
+        <w:t xml:space="preserve"> films with spectroscopically controlled interstitial content plus a La</w:t>
       </w:r>
       <w:r>
         <w:rPr>
@@ -2195,15 +2005,7 @@
           <w:sz w:val="21"/>
           <w:szCs w:val="21"/>
         </w:rPr>
-        <w:t xml:space="preserve"> hole-doping series, established the Ni-L/O-K descriptor set at SSRL, and tested interstitial-internal switching under inert and graphene electrodes [preliminary data; manuscript in preparation, P1]. COVMAP scales this proven approach – developed independently of my PhD environment and now backed by an established transatlantic collaboration with the Chueh group and by European beamline and DFT partners [letters to be attached] </w:t>
-      </w:r>
-      <w:r>
-        <w:rPr>
-          <w:rFonts w:ascii="Arial" w:hAnsi="Arial" w:cs="Arial"/>
-          <w:sz w:val="21"/>
-          <w:szCs w:val="21"/>
-        </w:rPr>
-        <w:t>– from one pilot series to the full three-family map.</w:t>
+        <w:t xml:space="preserve"> hole-doping series, established the Ni-L/O-K descriptor set at SSRL, and tested interstitial-internal switching under inert and graphene electrodes [preliminary data; manuscript in preparation, P1]. COVMAP scales this proven approach – developed independently of my PhD environment and now backed by an established transatlantic collaboration with the Chueh group and by European beamline and DFT partners [letters to be attached] – from one pilot series to the full three-family map.</w:t>
       </w:r>
     </w:p>
     <w:p>
@@ -2249,15 +2051,7 @@
           <w:sz w:val="21"/>
           <w:szCs w:val="21"/>
         </w:rPr>
-        <w:t xml:space="preserve"> the programme is modular – </w:t>
-      </w:r>
-      <w:r>
-        <w:rPr>
-          <w:rFonts w:ascii="Arial" w:hAnsi="Arial" w:cs="Arial"/>
-          <w:sz w:val="21"/>
-          <w:szCs w:val="21"/>
-        </w:rPr>
-        <w:t>each series and each descriptor axis has stand-alone publication value; if H1 fails in one family, the cross-family comparison (Fe vs. Mn vs. Co) localises why, which is itself a discovery about the limits of descriptor physics (full risk table in B2).</w:t>
+        <w:t xml:space="preserve"> the programme is modular – each series and each descriptor axis has stand-alone publication value; if H1 fails in one family, the cross-family comparison (Fe vs. Mn vs. Co) localises why, which is itself a discovery about the limits of descriptor physics (full risk table in B2).</w:t>
       </w:r>
     </w:p>
     <w:p>
@@ -2451,15 +2245,7 @@
           <w:sz w:val="18"/>
           <w:szCs w:val="18"/>
         </w:rPr>
-        <w:t>[9] A. M. Deml, V. Stevanović</w:t>
-      </w:r>
-      <w:r>
-        <w:rPr>
-          <w:rFonts w:ascii="Arial" w:hAnsi="Arial" w:cs="Arial"/>
-          <w:sz w:val="18"/>
-          <w:szCs w:val="18"/>
-        </w:rPr>
-        <w:t>, C. L. Muhich, C. B. Musgrave, R. O’Hayre, Energy &amp; Environmental Science 7, 1996–2004 (2014).</w:t>
+        <w:t>[9] A. M. Deml, V. Stevanović, C. L. Muhich, C. B. Musgrave, R. O’Hayre, Energy &amp; Environmental Science 7, 1996–2004 (2014).</w:t>
       </w:r>
     </w:p>
     <w:p>
@@ -2759,7 +2545,7 @@
           <w:sz w:val="18"/>
           <w:szCs w:val="18"/>
         </w:rPr>
-        <w:t>[24] H. Tian et al., Advanced Materials 31, 1903679 (2019).</w:t>
+        <w:t>[24] J. Tian et al., Advanced Materials 31, 1903679 (2019).</w:t>
       </w:r>
     </w:p>
     <w:p>
@@ -2799,7 +2585,7 @@
           <w:sz w:val="18"/>
           <w:szCs w:val="18"/>
         </w:rPr>
-        <w:t>[26] N. Nizet et al., Applied Physics Reviews 11, 041426 (2024).</w:t>
+        <w:t>[26] P. Nizet et al., Applied Physics Reviews 11, 041426 (2024).</w:t>
       </w:r>
     </w:p>
     <w:p>
@@ -3196,15 +2982,7 @@
                 <w:sz w:val="19"/>
                 <w:szCs w:val="19"/>
               </w:rPr>
-              <w:t xml:space="preserve"> </w:t>
-            </w:r>
-            <w:r>
-              <w:rPr>
-                <w:rFonts w:ascii="Arial" w:eastAsia="Times New Roman" w:hAnsi="Arial" w:cs="Arial"/>
-                <w:sz w:val="19"/>
-                <w:szCs w:val="19"/>
-              </w:rPr>
-              <w:t>pilot study, XAS descriptor set at SSRL [manuscript in preparation, P1]</w:t>
+              <w:t xml:space="preserve"> pilot study, XAS descriptor set at SSRL [manuscript in preparation, P1]</w:t>
             </w:r>
           </w:p>
         </w:tc>
@@ -3403,15 +3181,7 @@
                 <w:sz w:val="19"/>
                 <w:szCs w:val="19"/>
               </w:rPr>
-              <w:t xml:space="preserve">” </w:t>
-            </w:r>
-            <w:r>
-              <w:rPr>
-                <w:rFonts w:ascii="Arial" w:eastAsia="Times New Roman" w:hAnsi="Arial" w:cs="Arial"/>
-                <w:sz w:val="19"/>
-                <w:szCs w:val="19"/>
-              </w:rPr>
-              <w:t>[defence date to be inserted]</w:t>
+              <w:t xml:space="preserve">” [defence date to be inserted]</w:t>
             </w:r>
           </w:p>
         </w:tc>
@@ -3792,15 +3562,7 @@
           <w:sz w:val="18"/>
           <w:szCs w:val="18"/>
         </w:rPr>
-        <w:t xml:space="preserve">-Based Memristive Heterostructures: Basic Mechanisms and Applications, Chemical Reviews 125, 6156–6202 (2025) – </w:t>
-      </w:r>
-      <w:r>
-        <w:rPr>
-          <w:rFonts w:ascii="Arial" w:hAnsi="Arial" w:cs="Arial"/>
-          <w:sz w:val="18"/>
-          <w:szCs w:val="18"/>
-        </w:rPr>
-        <w:t>first-author comprehensive review of the field.</w:t>
+        <w:t xml:space="preserve">-Based Memristive Heterostructures: Basic Mechanisms and Applications, Chemical Reviews 125, 6156–6202 (2025) – first-author comprehensive review of the field.</w:t>
       </w:r>
     </w:p>
     <w:p>
@@ -3983,15 +3745,7 @@
           <w:sz w:val="21"/>
           <w:szCs w:val="21"/>
         </w:rPr>
-        <w:t xml:space="preserve"> Master’s students (2023–</w:t>
-      </w:r>
-      <w:r>
-        <w:rPr>
-          <w:rFonts w:ascii="Arial" w:hAnsi="Arial" w:cs="Arial"/>
-          <w:sz w:val="21"/>
-          <w:szCs w:val="21"/>
-        </w:rPr>
-        <w:t>present); laboratory course tutor, RWTH Aachen (2020–2025).</w:t>
+        <w:t xml:space="preserve"> Master’s students (2023–present); laboratory course tutor, RWTH Aachen (2020–2025).</w:t>
       </w:r>
     </w:p>
     <w:p>
@@ -4053,15 +3807,7 @@
           <w:sz w:val="21"/>
           <w:szCs w:val="21"/>
         </w:rPr>
-        <w:t>The five work packages implement objectives O1–</w:t>
-      </w:r>
-      <w:r>
-        <w:rPr>
-          <w:rFonts w:ascii="Arial" w:hAnsi="Arial" w:cs="Arial"/>
-          <w:sz w:val="21"/>
-          <w:szCs w:val="21"/>
-        </w:rPr>
-        <w:t>O4; WP structure, staffing and interdependencies are designed so that each material series produces stand-alone results while feeding the map.</w:t>
+        <w:t>The five work packages implement objectives O1–O4; WP structure, staffing and interdependencies are designed so that each material series produces stand-alone results while feeding the map.</w:t>
       </w:r>
     </w:p>
     <w:tbl>
@@ -5136,13 +4882,7 @@
         <w:rPr>
           <w:rFonts w:ascii="Arial" w:eastAsia="Times New Roman" w:hAnsi="Arial" w:cs="Arial"/>
         </w:rPr>
-        <w:t>2  </w:t>
-      </w:r>
-      <w:r>
-        <w:rPr>
-          <w:rFonts w:ascii="Arial" w:eastAsia="Times New Roman" w:hAnsi="Arial" w:cs="Arial"/>
-        </w:rPr>
-        <w:t>Risk assessment and mitigation</w:t>
+        <w:t>2  Risk assessment and mitigation</w:t>
       </w:r>
     </w:p>
     <w:tbl>
@@ -5871,23 +5611,7 @@
           <w:sz w:val="21"/>
           <w:szCs w:val="21"/>
         </w:rPr>
-        <w:t xml:space="preserve">Team: PI (60 % commitment – </w:t>
-      </w:r>
-      <w:r>
-        <w:rPr>
-          <w:rFonts w:ascii="Arial" w:hAnsi="Arial" w:cs="Arial"/>
-          <w:sz w:val="21"/>
-          <w:szCs w:val="21"/>
-        </w:rPr>
-        <w:t xml:space="preserve">above the 50 % minimum; remaining time: teaching and group development), two doctoral researchers (48 months each, staggered), one postdoc (30 months, from month 24, leading spectroscopy analysis and the map), student assistant. The host institution provides PLD infrastructure with high-pressure RHEED, XRD, cleanroom access (Helmholtz Nano Facility / RWTH cleanroom) and AFM/XPS as in-kind contribution [commitment letter]. Collaborations (letters to be attached): the Chueh group (Stanford/SSRL) – </w:t>
-      </w:r>
-      <w:r>
-        <w:rPr>
-          <w:rFonts w:ascii="Arial" w:hAnsi="Arial" w:cs="Arial"/>
-          <w:sz w:val="21"/>
-          <w:szCs w:val="21"/>
-        </w:rPr>
-        <w:t>the established transatlantic partnership from the PI’s current Feodor Lynen fellowship – on defect thermodynamics and XAS methodology; FZ Jülich PGI-7 (operando spectromicroscopy methodology); European synchrotron partner [HZB or DESY] to transfer the SSRL-proven measurement protocols to European beamlines; DFT partner [to be named] for computed E</w:t>
+        <w:t xml:space="preserve">Team: PI (60 % commitment – above the 50 % minimum; remaining time: teaching and group development), two doctoral researchers (48 months each, staggered), one postdoc (30 months, from month 24, leading spectroscopy analysis and the map), student assistant. The host institution provides PLD infrastructure with high-pressure RHEED, XRD, cleanroom access (Helmholtz Nano Facility / RWTH cleanroom) and AFM/XPS as in-kind contribution [commitment letter]. Collaborations (letters to be attached): the Chueh group (Stanford/SSRL) – the established transatlantic partnership from the PI’s current Feodor Lynen fellowship – on defect thermodynamics and XAS methodology; FZ Jülich PGI-7 (operando spectromicroscopy methodology); European synchrotron partner [HZB or DESY] to transfer the SSRL-proven measurement protocols to European beamlines; DFT partner [to be named] for computed E</w:t>
       </w:r>
       <w:r>
         <w:rPr>
@@ -6879,15 +6603,7 @@
           <w:sz w:val="21"/>
           <w:szCs w:val="21"/>
         </w:rPr>
-        <w:t xml:space="preserve"> Justification: COVMAP requires a dedicated deposition and metrology line that the host provides only partially as shared infrastructure. Requested: dedicated PLD system with high-pressure RHEED and multi-target carousel for uninterrupted composition-series campaigns (650,000 €); cryogenic vacuum probe station 80–400 K (80,000 €); pulsed switching electronics (SMUs, ns pulse generator, oscilloscope, switch matrix) (45,000 €</w:t>
-      </w:r>
-      <w:r>
-        <w:rPr>
-          <w:rFonts w:ascii="Arial" w:hAnsi="Arial" w:cs="Arial"/>
-          <w:sz w:val="21"/>
-          <w:szCs w:val="21"/>
-        </w:rPr>
-        <w:t>); UHV transfer suitcase for contamination-free PLD-to-synchrotron sample transfer (30,000 €). These items are used &gt;90 % by COVMAP and are essential for the frozen-platform methodology (identical growth and measurement conditions across five years).</w:t>
+        <w:t xml:space="preserve"> Justification: COVMAP requires a dedicated deposition and metrology line that the host provides only partially as shared infrastructure. Requested: dedicated PLD system with high-pressure RHEED and multi-target carousel for uninterrupted composition-series campaigns (650,000 €); cryogenic vacuum probe station 80–400 K (80,000 €); pulsed switching electronics (SMUs, ns pulse generator, oscilloscope, switch matrix) (45,000 €); UHV transfer suitcase for contamination-free PLD-to-synchrotron sample transfer (30,000 €). These items are used &gt;90 % by COVMAP and are essential for the frozen-platform methodology (identical growth and measurement conditions across five years).</w:t>
       </w:r>
     </w:p>
     <w:p>
@@ -6915,23 +6631,7 @@
           <w:sz w:val="21"/>
           <w:szCs w:val="21"/>
         </w:rPr>
-        <w:t xml:space="preserve"> The PI commits </w:t>
-      </w:r>
-      <w:r>
-        <w:rPr>
-          <w:rFonts w:ascii="Arial" w:hAnsi="Arial" w:cs="Arial"/>
-          <w:sz w:val="21"/>
-          <w:szCs w:val="21"/>
-        </w:rPr>
-        <w:t>≥</w:t>
-      </w:r>
-      <w:r>
-        <w:rPr>
-          <w:rFonts w:ascii="Arial" w:hAnsi="Arial" w:cs="Arial"/>
-          <w:sz w:val="21"/>
-          <w:szCs w:val="21"/>
-        </w:rPr>
-        <w:t>60 % of total working time to COVMAP and will spend 100 % of the project time in an EU member state.</w:t>
+        <w:t xml:space="preserve"> The PI commits ≥60 % of total working time to COVMAP and will spend 100 % of the project time in an EU member state.</w:t>
       </w:r>
     </w:p>
     <w:sectPr>

--- a/Material_5_LNO_La2NiO4/ERC_StG_COVMAP_LNO_EN.docx
+++ b/Material_5_LNO_La2NiO4/ERC_StG_COVMAP_LNO_EN.docx
@@ -996,7 +996,7 @@
           <w:sz w:val="21"/>
           <w:szCs w:val="21"/>
         </w:rPr>
-        <w:t xml:space="preserve"> [2, 4]; operando spectromicroscopy has proven that a factor 2–3 change in local vacancy concentration moves device resistance by two orders of magnitude [5, 6]. On the descriptor side, DFT databases with thousands of computed E</w:t>
+        <w:t xml:space="preserve"> [2, 4, 31]; operando spectromicroscopy has proven that a factor 2–3 change in local vacancy concentration moves device resistance by two orders of magnitude [5, 6]. On the descriptor side, DFT databases with thousands of computed E</w:t>
       </w:r>
       <w:r>
         <w:rPr>
@@ -1031,7 +1031,7 @@
           <w:sz w:val="21"/>
           <w:szCs w:val="21"/>
         </w:rPr>
-        <w:t xml:space="preserve"> in one structural family and measures switching under constant device architecture has never been performed; the closest approaches are vacancy-configuration design in a single solid solution [18] and dopant-tuning DFT studies on binary oxides without experimental series verification [19]. My literature analysis identifies only a handful of composition series in the entire perovskite ReRAM literature [20–22, 30] – none linked to vacancy energetics, none with spectroscopic descriptor quantification, and for the ferrite series La</w:t>
+        <w:t xml:space="preserve"> in one structural family and measures switching under constant device architecture has never been performed; the closest approaches are vacancy-configuration design in a single solid solution [18] and dopant-tuning DFT studies on binary oxides without experimental series verification [19, 32]. My literature analysis identifies only a handful of composition series in the entire perovskite ReRAM literature [20–22, 30, 33] – none linked to vacancy energetics, none with spectroscopic descriptor quantification, and for the ferrite series La</w:t>
       </w:r>
       <w:r>
         <w:rPr>
@@ -1136,7 +1136,7 @@
           <w:sz w:val="21"/>
           <w:szCs w:val="21"/>
         </w:rPr>
-        <w:t xml:space="preserve"> optimum of the switching window with doping [20–22] – exactly the structured landscape a descriptor map predicts – and the end members with the lowest E</w:t>
+        <w:t xml:space="preserve"> optimum of the switching window with doping [20–22, 35] – exactly the structured landscape a descriptor map predicts – and the end members with the lowest E</w:t>
       </w:r>
       <w:r>
         <w:rPr>
@@ -1436,7 +1436,7 @@
           <w:sz w:val="21"/>
           <w:szCs w:val="21"/>
         </w:rPr>
-        <w:t xml:space="preserve"> span: ≈4 eV → &lt;1 eV across x = 0–0.5 [13]), La</w:t>
+        <w:t xml:space="preserve"> span: ≈4 eV → &lt;1 eV across x = 0–0.5 [13, 34]), La</w:t>
       </w:r>
       <w:r>
         <w:rPr>
@@ -2666,6 +2666,106 @@
           <w:szCs w:val="18"/>
         </w:rPr>
         <w:t>[30] S. G. Choi, H.-S. Lee, H. Choi, S.-W. Chung, H.-H. Park, Thin Solid Films 529, 352–355 (2013).</w:t>
+      </w:r>
+    </w:p>
+    <w:p>
+      <w:pPr>
+        <w:spacing w:after="60"/>
+        <w:ind w:hanging="480"/>
+        <w:divId w:val="1200823386"/>
+        <w:rPr>
+          <w:rFonts w:ascii="Arial" w:hAnsi="Arial" w:cs="Arial"/>
+          <w:sz w:val="18"/>
+          <w:szCs w:val="18"/>
+        </w:rPr>
+      </w:pPr>
+      <w:r>
+        <w:rPr>
+          <w:rFonts w:ascii="Arial" w:hAnsi="Arial" w:cs="Arial"/>
+          <w:sz w:val="18"/>
+          <w:szCs w:val="18"/>
+        </w:rPr>
+        <w:t xml:space="preserve">[31] A. Sarantopoulos, K. Lange, F. Rivadulla, S. Menzel, R. Dittmann, Advanced Electronic Materials 11, 2400555 (2025).</w:t>
+      </w:r>
+    </w:p>
+    <w:p>
+      <w:pPr>
+        <w:spacing w:after="60"/>
+        <w:ind w:hanging="480"/>
+        <w:divId w:val="1200823386"/>
+        <w:rPr>
+          <w:rFonts w:ascii="Arial" w:hAnsi="Arial" w:cs="Arial"/>
+          <w:sz w:val="18"/>
+          <w:szCs w:val="18"/>
+        </w:rPr>
+      </w:pPr>
+      <w:r>
+        <w:rPr>
+          <w:rFonts w:ascii="Arial" w:hAnsi="Arial" w:cs="Arial"/>
+          <w:sz w:val="18"/>
+          <w:szCs w:val="18"/>
+        </w:rPr>
+        <w:t xml:space="preserve">[32] M. Mladenović, M. Kaniselvan, C. Weilenmann, A. Emboras, M. Luisier, ACS Applied Electronic Materials 7, 2839–2847 (2025).</w:t>
+      </w:r>
+    </w:p>
+    <w:p>
+      <w:pPr>
+        <w:spacing w:after="60"/>
+        <w:ind w:hanging="480"/>
+        <w:divId w:val="1200823386"/>
+        <w:rPr>
+          <w:rFonts w:ascii="Arial" w:hAnsi="Arial" w:cs="Arial"/>
+          <w:sz w:val="18"/>
+          <w:szCs w:val="18"/>
+        </w:rPr>
+      </w:pPr>
+      <w:r>
+        <w:rPr>
+          <w:rFonts w:ascii="Arial" w:hAnsi="Arial" w:cs="Arial"/>
+          <w:sz w:val="18"/>
+          <w:szCs w:val="18"/>
+        </w:rPr>
+        <w:t xml:space="preserve">[33] A. Schulman, H. Huhtinen, P. Paturi, Journal of Physics D: Applied Physics 57, 422001 (2024).</w:t>
+      </w:r>
+    </w:p>
+    <w:p>
+      <w:pPr>
+        <w:spacing w:after="60"/>
+        <w:ind w:hanging="480"/>
+        <w:divId w:val="1200823386"/>
+        <w:rPr>
+          <w:rFonts w:ascii="Arial" w:hAnsi="Arial" w:cs="Arial"/>
+          <w:sz w:val="18"/>
+          <w:szCs w:val="18"/>
+        </w:rPr>
+      </w:pPr>
+      <w:r>
+        <w:rPr>
+          <w:rFonts w:ascii="Arial" w:hAnsi="Arial" w:cs="Arial"/>
+          <w:sz w:val="18"/>
+          <w:szCs w:val="18"/>
+        </w:rPr>
+        <w:t xml:space="preserve">[34] J. A. Santana, J. T. Krogel, P. R. C. Kent, F. A. Reboredo, The Journal of Chemical Physics 147, 034701 (2017).</w:t>
+      </w:r>
+    </w:p>
+    <w:p>
+      <w:pPr>
+        <w:spacing w:after="60"/>
+        <w:ind w:hanging="480"/>
+        <w:divId w:val="1200823386"/>
+        <w:rPr>
+          <w:rFonts w:ascii="Arial" w:hAnsi="Arial" w:cs="Arial"/>
+          <w:sz w:val="18"/>
+          <w:szCs w:val="18"/>
+        </w:rPr>
+      </w:pPr>
+      <w:r>
+        <w:rPr>
+          <w:rFonts w:ascii="Arial" w:hAnsi="Arial" w:cs="Arial"/>
+          <w:sz w:val="18"/>
+          <w:szCs w:val="18"/>
+        </w:rPr>
+        <w:t xml:space="preserve">[35] A. Antola et al., ACS Applied Electronic Materials 7, 4242–4250 (2025).</w:t>
       </w:r>
     </w:p>
     <w:p>

--- a/Material_5_LNO_La2NiO4/ERC_StG_COVMAP_LNO_EN.docx
+++ b/Material_5_LNO_La2NiO4/ERC_StG_COVMAP_LNO_EN.docx
@@ -1082,7 +1082,7 @@
           <w:sz w:val="21"/>
           <w:szCs w:val="21"/>
         </w:rPr>
-        <w:t xml:space="preserve"> not a single intermediate-composition memristor study exists (the closest neighbour is a three-terminal electrochemical study [26]). The reason is structural: the experiment requires epitaxial synthesis of full composition series, device integration, statistically robust switching metrology, and synchrotron spectroscopy – a combination that established groups assemble only piecewise. As an early-career PI trained in exactly this combination, I can build the missing bridge in one coherent programme.</w:t>
+        <w:t xml:space="preserve"> not a single intermediate-composition memristor study exists (the closest neighbour is a three-terminal electrochemical study [26]). Along the descriptor chain the evidence is complementary but nowhere complete: canonical covalency-vs-doping spectroscopy exists for the ferrite and manganite series [14], a quantitative EV(x) relation with explicit covalency reasoning only for the ferrites [13, 34], and stoichiometry-controlled switching at a noble Pt interface only for the cation stoichiometry of SrTiO3 [22] – no system combines all three. The reason is structural: the experiment requires epitaxial synthesis of full composition series, device integration, statistically robust switching metrology, and synchrotron spectroscopy – a combination that established groups assemble only piecewise. As an early-career PI trained in exactly this combination, I can build the missing bridge in one coherent programme.</w:t>
       </w:r>
     </w:p>
     <w:p>

--- a/Material_5_LNO_La2NiO4/ERC_StG_COVMAP_LNO_EN.docx
+++ b/Material_5_LNO_La2NiO4/ERC_StG_COVMAP_LNO_EN.docx
@@ -1082,7 +1082,7 @@
           <w:sz w:val="21"/>
           <w:szCs w:val="21"/>
         </w:rPr>
-        <w:t xml:space="preserve"> not a single intermediate-composition memristor study exists (the closest neighbour is a three-terminal electrochemical study [26]). Along the descriptor chain the evidence is complementary but nowhere complete: canonical covalency-vs-doping spectroscopy exists for the ferrite and manganite series [14], a quantitative EV(x) relation with explicit covalency reasoning only for the ferrites [13, 34], and stoichiometry-controlled switching at a noble Pt interface only for the cation stoichiometry of SrTiO3 [22] – no system combines all three. The reason is structural: the experiment requires epitaxial synthesis of full composition series, device integration, statistically robust switching metrology, and synchrotron spectroscopy – a combination that established groups assemble only piecewise. As an early-career PI trained in exactly this combination, I can build the missing bridge in one coherent programme.</w:t>
+        <w:t xml:space="preserve"> not a single intermediate-composition memristor study exists (the closest neighbour is a three-terminal electrochemical study [26]). Along the descriptor chain the evidence is complementary but nowhere complete: canonical covalency-vs-doping spectroscopy exists for the ferrite and manganite series [14], a quantitative EV(x) relation with explicit covalency reasoning only for the ferrites [13, 34], and switching at inert or noble interfaces proven for individual stoichiometries only (Pt/SrTiO3 with cation-stoichiometry control [22]; the Sr-rich ferrite end member under inert stacks [23–25]) – no system combines all three links, and the missing composition series are thus the field's untapped optimisation space, accessible from a demonstrated switching base. The reason is structural: the experiment requires epitaxial synthesis of full composition series, device integration, statistically robust switching metrology, and synchrotron spectroscopy – a combination that established groups assemble only piecewise. As an early-career PI trained in exactly this combination, I can build the missing bridge in one coherent programme.</w:t>
       </w:r>
     </w:p>
     <w:p>
